--- a/output/示例_PO_离心泵采购合同.docx
+++ b/output/示例_PO_离心泵采购合同.docx
@@ -189,7 +189,7 @@
           <w:sz w:val="28"/>
           <w:lang w:eastAsia="zh-CN"/>
         </w:rPr>
-        <w:t xml:space="preserve">Example FLNG Project</w:t>
+        <w:t xml:space="preserve">ARGENTINA LNG (ArLNG) Project</w:t>
       </w:r>
       <w:r>
         <w:rPr>
@@ -2298,51 +2298,55 @@
           <w:sz w:val="20"/>
           <w:lang w:eastAsia="zh-CN"/>
         </w:rPr>
-        <w:t>ATTACHMENT A</w:t>
-      </w:r>
-      <w:r>
+        <w:t xml:space="preserve">ATTACHMENT A: PROJECT SPECIAL REQUIREMENT</w:t>
+      </w:r>
+    </w:p>
+    <w:p>
+      <w:pPr>
+        <w:spacing w:beforeLines="50" w:before="120" w:line="300" w:lineRule="exact"/>
         <w:rPr>
           <w:sz w:val="20"/>
           <w:lang w:eastAsia="zh-CN"/>
         </w:rPr>
-        <w:t>: PROJECT SPECIAL REQUIREMENT</w:t>
-      </w:r>
-    </w:p>
-    <w:p>
-      <w:pPr>
-        <w:spacing w:beforeLines="50" w:before="120" w:line="300" w:lineRule="exact"/>
+      </w:pPr>
+      <w:r>
         <w:rPr>
           <w:sz w:val="20"/>
           <w:lang w:eastAsia="zh-CN"/>
         </w:rPr>
-      </w:pPr>
-      <w:r>
+        <w:t xml:space="preserve">附件A：项目特殊要求</w:t>
+      </w:r>
+    </w:p>
+    <w:p>
+      <w:pPr>
+        <w:spacing w:beforeLines="50" w:before="120" w:line="300" w:lineRule="exact"/>
         <w:rPr>
           <w:sz w:val="20"/>
           <w:lang w:eastAsia="zh-CN"/>
         </w:rPr>
-        <w:t>附件</w:t>
-      </w:r>
+      </w:pPr>
       <w:r>
         <w:rPr>
           <w:sz w:val="20"/>
           <w:lang w:eastAsia="zh-CN"/>
         </w:rPr>
-        <w:t xml:space="preserve"> </w:t>
-      </w:r>
-      <w:r>
+        <w:t xml:space="preserve">ATTACHMENT B: TECHNICAL AGREEMENT</w:t>
+      </w:r>
+    </w:p>
+    <w:p>
+      <w:pPr>
+        <w:spacing w:beforeLines="50" w:before="120" w:line="300" w:lineRule="exact"/>
         <w:rPr>
           <w:sz w:val="20"/>
           <w:lang w:eastAsia="zh-CN"/>
         </w:rPr>
-        <w:t>A</w:t>
-      </w:r>
+      </w:pPr>
       <w:r>
         <w:rPr>
           <w:sz w:val="20"/>
           <w:lang w:eastAsia="zh-CN"/>
         </w:rPr>
-        <w:t>：项目特殊要求</w:t>
+        <w:t xml:space="preserve">附件B：技术协议</w:t>
       </w:r>
     </w:p>
     <w:p>
@@ -2358,79 +2362,87 @@
           <w:sz w:val="20"/>
           <w:lang w:eastAsia="zh-CN"/>
         </w:rPr>
-        <w:t xml:space="preserve">ATTACHMENT </w:t>
-      </w:r>
-      <w:r>
+        <w:t xml:space="preserve">ATTACHMENT C: DETAILED PRICE LIST AND PROVISIONAL RATES</w:t>
+      </w:r>
+    </w:p>
+    <w:p>
+      <w:pPr>
+        <w:spacing w:beforeLines="50" w:before="120" w:line="300" w:lineRule="exact"/>
         <w:rPr>
           <w:sz w:val="20"/>
           <w:lang w:eastAsia="zh-CN"/>
         </w:rPr>
-        <w:t>B</w:t>
-      </w:r>
+      </w:pPr>
       <w:r>
         <w:rPr>
           <w:sz w:val="20"/>
           <w:lang w:eastAsia="zh-CN"/>
         </w:rPr>
-        <w:t>: DETAIL</w:t>
-      </w:r>
-      <w:r>
+        <w:t xml:space="preserve">附件C：价格明细及可选项价格</w:t>
+      </w:r>
+    </w:p>
+    <w:p>
+      <w:pPr>
+        <w:spacing w:beforeLines="50" w:before="120" w:line="300" w:lineRule="exact"/>
         <w:rPr>
           <w:sz w:val="20"/>
           <w:lang w:eastAsia="zh-CN"/>
         </w:rPr>
-        <w:t xml:space="preserve">ED </w:t>
-      </w:r>
+      </w:pPr>
       <w:r>
         <w:rPr>
           <w:sz w:val="20"/>
           <w:lang w:eastAsia="zh-CN"/>
         </w:rPr>
-        <w:t xml:space="preserve">PRICE LIST AND </w:t>
-      </w:r>
-      <w:r>
+        <w:t xml:space="preserve">ATTACHMENT D: EXTENT OF SERVICES AND TREATMENT CONDITIONS OF SELLER’S TECHNICAL PERSONNEL</w:t>
+      </w:r>
+    </w:p>
+    <w:p>
+      <w:pPr>
+        <w:spacing w:beforeLines="50" w:before="120" w:line="300" w:lineRule="exact"/>
         <w:rPr>
           <w:sz w:val="20"/>
           <w:lang w:eastAsia="zh-CN"/>
         </w:rPr>
-        <w:t>PROVISIONAL RATES</w:t>
-      </w:r>
-    </w:p>
-    <w:p>
-      <w:pPr>
-        <w:spacing w:beforeLines="50" w:before="120" w:line="300" w:lineRule="exact"/>
+      </w:pPr>
+      <w:r>
         <w:rPr>
           <w:sz w:val="20"/>
           <w:lang w:eastAsia="zh-CN"/>
         </w:rPr>
-      </w:pPr>
-      <w:r>
+        <w:t xml:space="preserve">附件D：卖方技术人员的服务范围和待遇</w:t>
+      </w:r>
+    </w:p>
+    <w:p>
+      <w:pPr>
+        <w:spacing w:beforeLines="50" w:before="120" w:line="300" w:lineRule="exact"/>
         <w:rPr>
           <w:sz w:val="20"/>
           <w:lang w:eastAsia="zh-CN"/>
         </w:rPr>
-        <w:t>附件</w:t>
-      </w:r>
+      </w:pPr>
       <w:r>
         <w:rPr>
           <w:sz w:val="20"/>
           <w:lang w:eastAsia="zh-CN"/>
         </w:rPr>
-        <w:t>B</w:t>
-      </w:r>
-      <w:r>
+        <w:t xml:space="preserve">ATTACHMENT E: TREATMENT CONDITION OF BUYER’S TECHNICAL PERSONNEL</w:t>
+      </w:r>
+    </w:p>
+    <w:p>
+      <w:pPr>
+        <w:spacing w:beforeLines="50" w:before="120" w:line="300" w:lineRule="exact"/>
         <w:rPr>
           <w:sz w:val="20"/>
           <w:lang w:eastAsia="zh-CN"/>
         </w:rPr>
-        <w:t>：</w:t>
-      </w:r>
+      </w:pPr>
       <w:r>
         <w:rPr>
           <w:sz w:val="20"/>
           <w:lang w:eastAsia="zh-CN"/>
         </w:rPr>
-        <w:t>价格明细及可选项价格</w:t>
+        <w:t xml:space="preserve">附件E：买方技术人员的待遇条件</w:t>
       </w:r>
     </w:p>
     <w:p>
@@ -2446,7 +2458,7 @@
           <w:sz w:val="20"/>
           <w:lang w:eastAsia="zh-CN"/>
         </w:rPr>
-        <w:t>ATTACHMENT C: TECHNICAL AGREEMENT</w:t>
+        <w:t xml:space="preserve">ATTACHMENT F: SHIPPING DOCUMENTATION REQUIREMENT</w:t>
       </w:r>
     </w:p>
     <w:p>
@@ -2462,7 +2474,7 @@
           <w:sz w:val="20"/>
           <w:lang w:eastAsia="zh-CN"/>
         </w:rPr>
-        <w:t xml:space="preserve">附件C: 技术协议</w:t>
+        <w:t xml:space="preserve">附件F：运输单据要求</w:t>
       </w:r>
     </w:p>
     <w:p>
@@ -2478,21 +2490,23 @@
           <w:sz w:val="20"/>
           <w:lang w:eastAsia="zh-CN"/>
         </w:rPr>
-        <w:t xml:space="preserve">ATTACHMENT </w:t>
-      </w:r>
-      <w:r>
+        <w:t xml:space="preserve">ATTACHMENT G: COMPLIANCE: Administrative and anti-corruption liability, Corporate Social Responsibility and Human Rights</w:t>
+      </w:r>
+    </w:p>
+    <w:p>
+      <w:pPr>
+        <w:spacing w:beforeLines="50" w:before="120" w:line="300" w:lineRule="exact"/>
         <w:rPr>
           <w:sz w:val="20"/>
           <w:lang w:eastAsia="zh-CN"/>
         </w:rPr>
-        <w:t>D</w:t>
-      </w:r>
+      </w:pPr>
       <w:r>
         <w:rPr>
           <w:sz w:val="20"/>
           <w:lang w:eastAsia="zh-CN"/>
         </w:rPr>
-        <w:t>: EXTENT OF SERVICES AND TREATMENT CONDITIONS OF SELLER’S TECHNICAL PERSONNEL</w:t>
+        <w:t xml:space="preserve">附件G：合规：行政和反腐败责任、企业社会责任和人权</w:t>
       </w:r>
     </w:p>
     <w:p>
@@ -2508,21 +2522,23 @@
           <w:sz w:val="20"/>
           <w:lang w:eastAsia="zh-CN"/>
         </w:rPr>
-        <w:t>附件</w:t>
-      </w:r>
-      <w:r>
+        <w:t xml:space="preserve">ATTACHMENT H: PRIVACY</w:t>
+      </w:r>
+    </w:p>
+    <w:p>
+      <w:pPr>
+        <w:spacing w:beforeLines="50" w:before="120" w:line="300" w:lineRule="exact"/>
         <w:rPr>
           <w:sz w:val="20"/>
           <w:lang w:eastAsia="zh-CN"/>
         </w:rPr>
-        <w:t>D</w:t>
-      </w:r>
+      </w:pPr>
       <w:r>
         <w:rPr>
           <w:sz w:val="20"/>
           <w:lang w:eastAsia="zh-CN"/>
         </w:rPr>
-        <w:t>：卖方技术人员的服务范围和待遇</w:t>
+        <w:t xml:space="preserve">附件H：隐私政策</w:t>
       </w:r>
     </w:p>
     <w:p>
@@ -2538,524 +2554,119 @@
           <w:sz w:val="20"/>
           <w:lang w:eastAsia="zh-CN"/>
         </w:rPr>
-        <w:t xml:space="preserve">ATTACHMENT </w:t>
-      </w:r>
-      <w:r>
+        <w:t xml:space="preserve">ATTACHMENT I: SIGNED NDA</w:t>
+      </w:r>
+    </w:p>
+    <w:p>
+      <w:pPr>
+        <w:spacing w:beforeLines="50" w:before="120" w:line="300" w:lineRule="exact"/>
         <w:rPr>
           <w:sz w:val="20"/>
           <w:lang w:eastAsia="zh-CN"/>
         </w:rPr>
-        <w:t>E</w:t>
-      </w:r>
+      </w:pPr>
       <w:r>
         <w:rPr>
           <w:sz w:val="20"/>
           <w:lang w:eastAsia="zh-CN"/>
         </w:rPr>
-        <w:t>:</w:t>
-      </w:r>
-      <w:r>
+        <w:t xml:space="preserve">附件I：签订的保密协议</w:t>
+      </w:r>
+    </w:p>
+    <w:p>
+      <w:pPr>
+        <w:spacing w:beforeLines="50" w:before="120" w:line="300" w:lineRule="exact"/>
         <w:rPr>
           <w:sz w:val="20"/>
           <w:lang w:eastAsia="zh-CN"/>
         </w:rPr>
-        <w:t xml:space="preserve"> TREATMENT CONDITION OF BUYER’S TECHNICAL PERSONNEL</w:t>
-      </w:r>
-    </w:p>
-    <w:p>
-      <w:pPr>
-        <w:spacing w:beforeLines="50" w:before="120" w:line="300" w:lineRule="exact"/>
+      </w:pPr>
+      <w:r>
         <w:rPr>
           <w:sz w:val="20"/>
           <w:lang w:eastAsia="zh-CN"/>
         </w:rPr>
-      </w:pPr>
-      <w:r>
+        <w:t xml:space="preserve">ATTACHMENT J: TEMPLATES</w:t>
+      </w:r>
+    </w:p>
+    <w:p>
+      <w:pPr>
+        <w:spacing w:beforeLines="50" w:before="120" w:line="300" w:lineRule="exact"/>
         <w:rPr>
           <w:sz w:val="20"/>
           <w:lang w:eastAsia="zh-CN"/>
         </w:rPr>
-        <w:t>附件</w:t>
-      </w:r>
+      </w:pPr>
       <w:r>
         <w:rPr>
           <w:sz w:val="20"/>
           <w:lang w:eastAsia="zh-CN"/>
         </w:rPr>
-        <w:t>E</w:t>
-      </w:r>
-      <w:r>
+        <w:t xml:space="preserve">附件J：模板</w:t>
+      </w:r>
+    </w:p>
+    <w:p>
+      <w:pPr>
+        <w:spacing w:beforeLines="50" w:before="120" w:line="300" w:lineRule="exact"/>
         <w:rPr>
           <w:sz w:val="20"/>
           <w:lang w:eastAsia="zh-CN"/>
         </w:rPr>
-        <w:t>：买方技术人员的待遇条件</w:t>
-      </w:r>
-    </w:p>
-    <w:p>
-      <w:pPr>
-        <w:spacing w:beforeLines="50" w:before="120" w:line="300" w:lineRule="exact"/>
+      </w:pPr>
+      <w:r>
         <w:rPr>
           <w:sz w:val="20"/>
           <w:lang w:eastAsia="zh-CN"/>
         </w:rPr>
-      </w:pPr>
-      <w:r>
+        <w:t xml:space="preserve">ATTACHMENT K: Undertaking of Honest Conduct</w:t>
+      </w:r>
+    </w:p>
+    <w:p>
+      <w:pPr>
+        <w:spacing w:beforeLines="50" w:before="120" w:line="300" w:lineRule="exact"/>
         <w:rPr>
           <w:sz w:val="20"/>
           <w:lang w:eastAsia="zh-CN"/>
         </w:rPr>
-        <w:t xml:space="preserve">ATTACHMENT F: </w:t>
-      </w:r>
-      <w:r>
-        <w:rPr>
-          <w:bCs/>
-          <w:sz w:val="20"/>
-        </w:rPr>
-        <w:t xml:space="preserve">SHIPPING </w:t>
-      </w:r>
-      <w:r>
-        <w:rPr>
-          <w:sz w:val="20"/>
-        </w:rPr>
-        <w:t>DOCUMENTATION</w:t>
-      </w:r>
-      <w:r>
-        <w:rPr>
-          <w:bCs/>
-          <w:sz w:val="20"/>
-        </w:rPr>
-        <w:t xml:space="preserve"> REQUIREMENT</w:t>
-      </w:r>
-    </w:p>
-    <w:p>
-      <w:pPr>
-        <w:spacing w:beforeLines="50" w:before="120" w:line="300" w:lineRule="exact"/>
+      </w:pPr>
+      <w:r>
         <w:rPr>
           <w:sz w:val="20"/>
           <w:lang w:eastAsia="zh-CN"/>
         </w:rPr>
-      </w:pPr>
-      <w:r>
+        <w:t xml:space="preserve">附件K：廉洁从业承诺书</w:t>
+      </w:r>
+    </w:p>
+    <w:p>
+      <w:pPr>
+        <w:spacing w:beforeLines="50" w:before="120" w:line="300" w:lineRule="exact"/>
         <w:rPr>
           <w:sz w:val="20"/>
           <w:lang w:eastAsia="zh-CN"/>
         </w:rPr>
-        <w:t>附件</w:t>
-      </w:r>
+      </w:pPr>
       <w:r>
         <w:rPr>
           <w:sz w:val="20"/>
           <w:lang w:eastAsia="zh-CN"/>
         </w:rPr>
-        <w:t>F</w:t>
-      </w:r>
-      <w:r>
+        <w:t xml:space="preserve">ATTACHMENT L: Return and Buy-back Term</w:t>
+      </w:r>
+    </w:p>
+    <w:p>
+      <w:pPr>
+        <w:spacing w:beforeLines="50" w:before="120" w:line="300" w:lineRule="exact"/>
         <w:rPr>
           <w:sz w:val="20"/>
           <w:lang w:eastAsia="zh-CN"/>
         </w:rPr>
-        <w:t>：运输单据要求</w:t>
-      </w:r>
-    </w:p>
-    <w:p>
-      <w:pPr>
-        <w:spacing w:beforeLines="50" w:before="120" w:line="300" w:lineRule="exact"/>
+      </w:pPr>
+      <w:r>
         <w:rPr>
           <w:sz w:val="20"/>
           <w:lang w:eastAsia="zh-CN"/>
         </w:rPr>
-      </w:pPr>
-      <w:r>
-        <w:rPr>
-          <w:sz w:val="20"/>
-          <w:lang w:eastAsia="zh-CN"/>
-        </w:rPr>
-        <w:t xml:space="preserve">ATTACHMENT G: COMPLIANCE: </w:t>
-      </w:r>
-      <w:r>
-        <w:rPr>
-          <w:caps/>
-          <w:sz w:val="20"/>
-        </w:rPr>
-        <w:t>Administrative and anti-corruption liability, Corporate Social Responsibility and Human Rights</w:t>
-      </w:r>
-    </w:p>
-    <w:p>
-      <w:pPr>
-        <w:spacing w:beforeLines="50" w:before="120" w:line="300" w:lineRule="exact"/>
-        <w:rPr>
-          <w:sz w:val="20"/>
-          <w:lang w:eastAsia="zh-CN"/>
-        </w:rPr>
-      </w:pPr>
-      <w:r>
-        <w:rPr>
-          <w:sz w:val="20"/>
-          <w:lang w:eastAsia="zh-CN"/>
-        </w:rPr>
-        <w:t>附件</w:t>
-      </w:r>
-      <w:r>
-        <w:rPr>
-          <w:sz w:val="20"/>
-          <w:lang w:eastAsia="zh-CN"/>
-        </w:rPr>
-        <w:t xml:space="preserve">G: </w:t>
-      </w:r>
-      <w:r>
-        <w:rPr>
-          <w:sz w:val="20"/>
-          <w:lang w:eastAsia="zh-CN"/>
-        </w:rPr>
-        <w:t>合</w:t>
-      </w:r>
-      <w:r>
-        <w:rPr>
-          <w:sz w:val="20"/>
-          <w:lang w:eastAsia="zh-CN"/>
-        </w:rPr>
-        <w:t>规</w:t>
-      </w:r>
-      <w:r>
-        <w:rPr>
-          <w:sz w:val="20"/>
-          <w:lang w:eastAsia="zh-CN"/>
-        </w:rPr>
-        <w:t>：行政和反腐败责任、企业社会责任和人权</w:t>
-      </w:r>
-    </w:p>
-    <w:p>
-      <w:pPr>
-        <w:spacing w:beforeLines="50" w:before="120" w:line="300" w:lineRule="exact"/>
-        <w:rPr>
-          <w:sz w:val="20"/>
-          <w:lang w:eastAsia="zh-CN"/>
-        </w:rPr>
-      </w:pPr>
-      <w:r>
-        <w:rPr>
-          <w:sz w:val="20"/>
-          <w:lang w:eastAsia="zh-CN"/>
-        </w:rPr>
-        <w:t>ATTACHMENT H:  PRIVACY</w:t>
-      </w:r>
-    </w:p>
-    <w:p>
-      <w:pPr>
-        <w:spacing w:beforeLines="50" w:before="120" w:line="300" w:lineRule="exact"/>
-        <w:rPr>
-          <w:sz w:val="20"/>
-          <w:lang w:eastAsia="zh-CN"/>
-        </w:rPr>
-      </w:pPr>
-      <w:r>
-        <w:rPr>
-          <w:sz w:val="20"/>
-          <w:lang w:eastAsia="zh-CN"/>
-        </w:rPr>
-        <w:t>附件</w:t>
-      </w:r>
-      <w:r>
-        <w:rPr>
-          <w:sz w:val="20"/>
-          <w:lang w:eastAsia="zh-CN"/>
-        </w:rPr>
-        <w:t xml:space="preserve">H: </w:t>
-      </w:r>
-      <w:r>
-        <w:rPr>
-          <w:sz w:val="20"/>
-          <w:lang w:eastAsia="zh-CN"/>
-        </w:rPr>
-        <w:t>隐私政策</w:t>
-      </w:r>
-    </w:p>
-    <w:p>
-      <w:pPr>
-        <w:spacing w:beforeLines="50" w:before="120" w:line="300" w:lineRule="exact"/>
-        <w:rPr>
-          <w:sz w:val="20"/>
-          <w:lang w:eastAsia="zh-CN"/>
-        </w:rPr>
-      </w:pPr>
-      <w:r>
-        <w:rPr>
-          <w:sz w:val="20"/>
-          <w:lang w:eastAsia="zh-CN"/>
-        </w:rPr>
-        <w:t>ATTACHMENT I: SIGNED NDA</w:t>
-      </w:r>
-    </w:p>
-    <w:p>
-      <w:pPr>
-        <w:spacing w:beforeLines="50" w:before="120" w:line="300" w:lineRule="exact"/>
-        <w:rPr>
-          <w:sz w:val="20"/>
-          <w:lang w:eastAsia="zh-CN"/>
-        </w:rPr>
-      </w:pPr>
-      <w:r>
-        <w:rPr>
-          <w:sz w:val="20"/>
-          <w:lang w:eastAsia="zh-CN"/>
-        </w:rPr>
-        <w:t>附件</w:t>
-      </w:r>
-      <w:r>
-        <w:rPr>
-          <w:sz w:val="20"/>
-          <w:lang w:eastAsia="zh-CN"/>
-        </w:rPr>
-        <w:t>I</w:t>
-      </w:r>
-      <w:r>
-        <w:rPr>
-          <w:sz w:val="20"/>
-          <w:lang w:eastAsia="zh-CN"/>
-        </w:rPr>
-        <w:t>：签订的保密协议</w:t>
-      </w:r>
-    </w:p>
-    <w:p>
-      <w:pPr>
-        <w:spacing w:beforeLines="50" w:before="120" w:line="300" w:lineRule="exact"/>
-        <w:rPr>
-          <w:sz w:val="20"/>
-          <w:lang w:eastAsia="zh-CN"/>
-        </w:rPr>
-      </w:pPr>
-      <w:r>
-        <w:rPr>
-          <w:sz w:val="20"/>
-          <w:lang w:eastAsia="zh-CN"/>
-        </w:rPr>
-        <w:t xml:space="preserve">ATTACHMENT J: </w:t>
-      </w:r>
-      <w:r>
-        <w:rPr>
-          <w:sz w:val="20"/>
-          <w:lang w:eastAsia="zh-CN"/>
-        </w:rPr>
-        <w:t>TEMPLATES</w:t>
-      </w:r>
-    </w:p>
-    <w:p>
-      <w:pPr>
-        <w:spacing w:beforeLines="50" w:before="120" w:line="300" w:lineRule="exact"/>
-        <w:rPr>
-          <w:sz w:val="20"/>
-          <w:lang w:eastAsia="zh-CN"/>
-        </w:rPr>
-      </w:pPr>
-      <w:r>
-        <w:rPr>
-          <w:sz w:val="20"/>
-          <w:lang w:eastAsia="zh-CN"/>
-        </w:rPr>
-        <w:t>附件</w:t>
-      </w:r>
-      <w:r>
-        <w:rPr>
-          <w:sz w:val="20"/>
-          <w:lang w:eastAsia="zh-CN"/>
-        </w:rPr>
-        <w:t>J</w:t>
-      </w:r>
-      <w:r>
-        <w:rPr>
-          <w:sz w:val="20"/>
-          <w:lang w:eastAsia="zh-CN"/>
-        </w:rPr>
-        <w:t xml:space="preserve">: </w:t>
-      </w:r>
-      <w:r>
-        <w:rPr>
-          <w:sz w:val="20"/>
-          <w:lang w:eastAsia="zh-CN"/>
-        </w:rPr>
-        <w:t>模板</w:t>
-      </w:r>
-    </w:p>
-    <w:p>
-      <w:pPr>
-        <w:spacing w:beforeLines="50" w:before="120" w:line="300" w:lineRule="exact"/>
-        <w:rPr>
-          <w:sz w:val="20"/>
-          <w:lang w:eastAsia="zh-CN"/>
-        </w:rPr>
-      </w:pPr>
-      <w:r>
-        <w:rPr>
-          <w:sz w:val="20"/>
-          <w:lang w:eastAsia="zh-CN"/>
-        </w:rPr>
-        <w:t>ATTACHMENT K</w:t>
-      </w:r>
-      <w:r>
-        <w:rPr>
-          <w:sz w:val="20"/>
-          <w:lang w:eastAsia="zh-CN"/>
-        </w:rPr>
-        <w:t>：</w:t>
-      </w:r>
-      <w:r>
-        <w:rPr>
-          <w:sz w:val="20"/>
-          <w:lang w:eastAsia="zh-CN"/>
-        </w:rPr>
-        <w:t xml:space="preserve"> </w:t>
-      </w:r>
-      <w:r>
-        <w:rPr>
-          <w:sz w:val="20"/>
-          <w:lang w:eastAsia="zh-CN"/>
-        </w:rPr>
-        <w:t xml:space="preserve"> Undertaking of Honest Conduct</w:t>
-      </w:r>
-    </w:p>
-    <w:p>
-      <w:pPr>
-        <w:spacing w:beforeLines="50" w:before="120" w:line="300" w:lineRule="exact"/>
-        <w:rPr>
-          <w:sz w:val="20"/>
-          <w:lang w:eastAsia="zh-CN"/>
-        </w:rPr>
-      </w:pPr>
-      <w:r>
-        <w:rPr>
-          <w:sz w:val="20"/>
-          <w:lang w:eastAsia="zh-CN"/>
-        </w:rPr>
-        <w:t>附件</w:t>
-      </w:r>
-      <w:r>
-        <w:rPr>
-          <w:sz w:val="20"/>
-          <w:lang w:eastAsia="zh-CN"/>
-        </w:rPr>
-        <w:t>K:</w:t>
-      </w:r>
-      <w:r>
-        <w:rPr>
-          <w:sz w:val="20"/>
-          <w:lang w:eastAsia="zh-CN"/>
-        </w:rPr>
-        <w:t>廉洁从业承诺书</w:t>
-      </w:r>
-    </w:p>
-    <w:p>
-      <w:pPr>
-        <w:spacing w:beforeLines="50" w:before="120" w:line="300" w:lineRule="exact"/>
-        <w:rPr>
-          <w:sz w:val="20"/>
-          <w:lang w:eastAsia="zh-CN"/>
-        </w:rPr>
-      </w:pPr>
-      <w:r>
-        <w:rPr>
-          <w:sz w:val="20"/>
-          <w:lang w:eastAsia="zh-CN"/>
-        </w:rPr>
-        <w:t>ATTACHMENT L</w:t>
-      </w:r>
-      <w:r>
-        <w:rPr>
-          <w:sz w:val="20"/>
-          <w:lang w:eastAsia="zh-CN"/>
-        </w:rPr>
-        <w:t xml:space="preserve">:  </w:t>
-      </w:r>
-      <w:r>
-        <w:rPr>
-          <w:sz w:val="20"/>
-          <w:lang w:eastAsia="zh-CN"/>
-        </w:rPr>
-        <w:t>Return and Buy-back Term</w:t>
-      </w:r>
-    </w:p>
-    <w:p>
-      <w:pPr>
-        <w:spacing w:beforeLines="50" w:before="120" w:line="300" w:lineRule="exact"/>
-        <w:rPr>
-          <w:sz w:val="20"/>
-          <w:lang w:eastAsia="zh-CN"/>
-        </w:rPr>
-      </w:pPr>
-      <w:r>
-        <w:rPr>
-          <w:sz w:val="20"/>
-          <w:lang w:eastAsia="zh-CN"/>
-        </w:rPr>
-        <w:t>附件</w:t>
-      </w:r>
-      <w:r>
-        <w:rPr>
-          <w:sz w:val="20"/>
-          <w:lang w:eastAsia="zh-CN"/>
-        </w:rPr>
-        <w:t>L:</w:t>
-      </w:r>
-      <w:r>
-        <w:rPr>
-          <w:lang w:eastAsia="zh-CN"/>
-        </w:rPr>
-        <w:t xml:space="preserve"> </w:t>
-      </w:r>
-      <w:r>
-        <w:rPr>
-          <w:sz w:val="20"/>
-          <w:lang w:eastAsia="zh-CN"/>
-        </w:rPr>
-        <w:t>退货和回购条款</w:t>
-      </w:r>
-    </w:p>
-    <w:p>
-      <w:pPr>
-        <w:spacing w:beforeLines="50" w:before="120" w:line="300" w:lineRule="exact"/>
-        <w:jc w:val="both"/>
-        <w:rPr>
-          <w:sz w:val="20"/>
-          <w:lang w:eastAsia="zh-CN"/>
-        </w:rPr>
-      </w:pPr>
-      <w:r>
-        <w:rPr>
-          <w:sz w:val="20"/>
-          <w:lang w:eastAsia="zh-CN"/>
-        </w:rPr>
-        <w:t>ATTACHMENT M:  NOT USED</w:t>
-      </w:r>
-    </w:p>
-    <w:p>
-      <w:pPr>
-        <w:spacing w:beforeLines="50" w:before="120" w:line="300" w:lineRule="exact"/>
-        <w:jc w:val="both"/>
-        <w:rPr>
-          <w:sz w:val="20"/>
-          <w:lang w:eastAsia="zh-CN"/>
-        </w:rPr>
-      </w:pPr>
-      <w:r>
-        <w:rPr>
-          <w:sz w:val="20"/>
-          <w:lang w:eastAsia="zh-CN"/>
-        </w:rPr>
-        <w:t>附件</w:t>
-      </w:r>
-      <w:r>
-        <w:rPr>
-          <w:sz w:val="20"/>
-          <w:lang w:eastAsia="zh-CN"/>
-        </w:rPr>
-        <w:t>M:</w:t>
-      </w:r>
-      <w:r>
-        <w:rPr>
-          <w:sz w:val="20"/>
-          <w:lang w:eastAsia="zh-CN"/>
-        </w:rPr>
-        <w:t>不使用</w:t>
+        <w:t xml:space="preserve">附件L：退货和回购条款</w:t>
       </w:r>
     </w:p>
     <w:p>
@@ -3134,6 +2745,48 @@
           <w:lang w:eastAsia="zh-CN"/>
         </w:rPr>
         <w:t xml:space="preserve">本采购合同（或“合同”）于2026年10月  日（以下简称“生效日期”）由惠生清洁能源科技集团股份有限公司（以下简称“买方”）与示例泵业有限公司（以下简称“卖方”）共同签订。买卖双方同意按照下列条款和条件，购买和出售货物，合同由下列文件组成，并在发生冲突或不一致时按下列先后顺序解释：</w:t>
+      </w:r>
+    </w:p>
+    <w:p>
+      <w:pPr>
+        <w:pStyle w:val="af1"/>
+        <w:adjustRightInd w:val="0"/>
+        <w:snapToGrid w:val="0"/>
+        <w:contextualSpacing/>
+        <w:jc w:val="both"/>
+        <w:rPr>
+          <w:sz w:val="18"/>
+          <w:szCs w:val="18"/>
+        </w:rPr>
+      </w:pPr>
+      <w:r>
+        <w:rPr>
+          <w:sz w:val="18"/>
+          <w:szCs w:val="18"/>
+        </w:rPr>
+        <w:t xml:space="preserve">This Procurement Package is evidenced by the written Letter of Award (No. F520-LOA-001) executed by Wison New Energies Co., Ltd. (hereinafter referred to as the “BUYER”) and Example Pumps Co., Ltd. (hereinafter referred to as the “SELLER”) on 1 August 2026. Following further negotiations between the Parties, BUYER and SELLER have entered into this binding CONTRACT for the sale and purchase of the GOODS. This CONTRACT shall consist of the documents set out below. In the event of any discrepancy or conflict between such documents, they shall be interpreted in descending order of precedence as follows:</w:t>
+      </w:r>
+    </w:p>
+    <w:p>
+      <w:pPr>
+        <w:pStyle w:val="af1"/>
+        <w:adjustRightInd w:val="0"/>
+        <w:snapToGrid w:val="0"/>
+        <w:contextualSpacing/>
+        <w:jc w:val="both"/>
+        <w:rPr>
+          <w:sz w:val="18"/>
+          <w:szCs w:val="18"/>
+          <w:lang w:eastAsia="zh-CN"/>
+        </w:rPr>
+      </w:pPr>
+      <w:r>
+        <w:rPr>
+          <w:sz w:val="18"/>
+          <w:szCs w:val="18"/>
+          <w:lang w:eastAsia="zh-CN"/>
+        </w:rPr>
+        <w:t xml:space="preserve">本采购包已于2026年8月1日由惠生清洁能源科技集团股份有限公司（以下简称“买方”）与示例泵业有限公司（以下简称“卖方”）书面签署了中标通知书（编号为F520-LOA-001）。此后买卖双方经进一步谈判，就购买和出售货物事宜达成具有约束力的合同。该合同由下列文件组成，并且以下各文件在发生冲突或不一致时，优先等级按下列先后顺序为准：</w:t>
       </w:r>
     </w:p>
     <w:p>
@@ -3171,45 +2824,7 @@
           <w:sz w:val="18"/>
           <w:szCs w:val="18"/>
         </w:rPr>
-        <w:t>ATTACHMENT</w:t>
-      </w:r>
-      <w:r>
-        <w:rPr>
-          <w:sz w:val="18"/>
-          <w:szCs w:val="18"/>
-        </w:rPr>
-        <w:t xml:space="preserve"> A</w:t>
-      </w:r>
-      <w:r>
-        <w:rPr>
-          <w:sz w:val="18"/>
-          <w:szCs w:val="18"/>
-        </w:rPr>
-        <w:t xml:space="preserve"> PROJECT SPECIAL REQUIREMENTS</w:t>
-      </w:r>
-      <w:r>
-        <w:rPr>
-          <w:sz w:val="18"/>
-          <w:szCs w:val="18"/>
-          <w:lang w:eastAsia="zh-CN"/>
-        </w:rPr>
-        <w:t>附件</w:t>
-      </w:r>
-      <w:r>
-        <w:rPr>
-          <w:sz w:val="18"/>
-          <w:szCs w:val="18"/>
-          <w:lang w:eastAsia="zh-CN"/>
-        </w:rPr>
-        <w:t>A</w:t>
-      </w:r>
-      <w:r>
-        <w:rPr>
-          <w:sz w:val="18"/>
-          <w:szCs w:val="18"/>
-          <w:lang w:eastAsia="zh-CN"/>
-        </w:rPr>
-        <w:t>项目特殊条款</w:t>
+        <w:t xml:space="preserve">ATTACHMENT A PROJECT SPECIAL REQUIREMENTS附件A项目特殊条款</w:t>
       </w:r>
     </w:p>
     <w:p>
@@ -3233,7 +2848,7 @@
           <w:sz w:val="18"/>
           <w:szCs w:val="18"/>
         </w:rPr>
-        <w:t xml:space="preserve">THE ARTICLES OF THIS PURCHASE CONTRACT本采购合同条款</w:t>
+        <w:t xml:space="preserve">ATTACHMENT B TECHNICAL AGREEMENT附件B技术协议</w:t>
       </w:r>
     </w:p>
     <w:p>
@@ -3257,69 +2872,31 @@
           <w:sz w:val="18"/>
           <w:szCs w:val="18"/>
         </w:rPr>
-        <w:t xml:space="preserve">ATTACHMENT </w:t>
-      </w:r>
-      <w:r>
+        <w:t xml:space="preserve">THE ARTICLES OF THIS PURCHASE CONTRACT本采购合同条款</w:t>
+      </w:r>
+    </w:p>
+    <w:p>
+      <w:pPr>
+        <w:pStyle w:val="-2"/>
+        <w:numPr>
+          <w:ilvl w:val="3"/>
+          <w:numId w:val="3"/>
+        </w:numPr>
+        <w:adjustRightInd w:val="0"/>
+        <w:snapToGrid w:val="0"/>
+        <w:ind w:left="360"/>
+        <w:contextualSpacing/>
         <w:rPr>
           <w:sz w:val="18"/>
           <w:szCs w:val="18"/>
         </w:rPr>
-        <w:t>B</w:t>
-      </w:r>
+      </w:pPr>
       <w:r>
         <w:rPr>
           <w:sz w:val="18"/>
           <w:szCs w:val="18"/>
         </w:rPr>
-        <w:t xml:space="preserve"> to L (unless otherwise mentioned)</w:t>
-      </w:r>
-      <w:r>
-        <w:rPr>
-          <w:sz w:val="18"/>
-          <w:szCs w:val="18"/>
-          <w:lang w:eastAsia="zh-CN"/>
-        </w:rPr>
-        <w:t xml:space="preserve"> </w:t>
-      </w:r>
-      <w:r>
-        <w:rPr>
-          <w:sz w:val="18"/>
-          <w:szCs w:val="18"/>
-          <w:lang w:eastAsia="zh-CN"/>
-        </w:rPr>
-        <w:t>附件</w:t>
-      </w:r>
-      <w:r>
-        <w:rPr>
-          <w:sz w:val="18"/>
-          <w:szCs w:val="18"/>
-          <w:lang w:eastAsia="zh-CN"/>
-        </w:rPr>
-        <w:t>B</w:t>
-      </w:r>
-      <w:r>
-        <w:rPr>
-          <w:sz w:val="18"/>
-          <w:szCs w:val="18"/>
-          <w:lang w:eastAsia="zh-CN"/>
-        </w:rPr>
-        <w:t>至</w:t>
-      </w:r>
-      <w:r>
-        <w:rPr>
-          <w:sz w:val="18"/>
-          <w:szCs w:val="18"/>
-          <w:lang w:eastAsia="zh-CN"/>
-        </w:rPr>
-        <w:t>L</w:t>
-      </w:r>
-      <w:r>
-        <w:rPr>
-          <w:sz w:val="18"/>
-          <w:szCs w:val="18"/>
-          <w:lang w:eastAsia="zh-CN"/>
-        </w:rPr>
-        <w:t>（除非另有说明）</w:t>
+        <w:t xml:space="preserve">ATTACHMENT C to L (unless otherwise mentioned) 附件C至L（除非另有说明）</w:t>
       </w:r>
     </w:p>
     <w:p>
@@ -3439,15 +3016,15 @@
         <w:t xml:space="preserve">FLNG</w:t>
       </w:r>
       <w:r>
-        <w:t xml:space="preserve"> means the floating liquefied natural gas production facility to be supplied by BUYER to OWNER for the purpose of the PROJECT.</w:t>
-      </w:r>
-    </w:p>
-    <w:p>
-      <w:pPr>
-        <w:pStyle w:val="-b"/>
-      </w:pPr>
-      <w:r>
-        <w:t xml:space="preserve">FLNG是指买方为本项目向业主提供的浮式液化天然气生产储卸装置。</w:t>
+        <w:t xml:space="preserve"> means the floating liquefaction production facility to be supplied by BUYER to OWNER for the purpose of the PROJECT.</w:t>
+      </w:r>
+    </w:p>
+    <w:p>
+      <w:pPr>
+        <w:pStyle w:val="-b"/>
+      </w:pPr>
+      <w:r>
+        <w:t xml:space="preserve">FLNG是指买方为本项目向业主提供的浮式液化生产设施。</w:t>
       </w:r>
     </w:p>
     <w:p>
@@ -3523,15 +3100,15 @@
         <w:t xml:space="preserve">OWNER</w:t>
       </w:r>
       <w:r>
-        <w:t xml:space="preserve"> means Example Owner Ltd. or its permitted successor or assignee.</w:t>
-      </w:r>
-    </w:p>
-    <w:p>
-      <w:pPr>
-        <w:pStyle w:val="-b"/>
-      </w:pPr>
-      <w:r>
-        <w:t xml:space="preserve">业主是指Example Owner Ltd.或其许可的继承人或受让人。</w:t>
+        <w:t xml:space="preserve"> means YPF S.A. and ENI and/or jointly with other possible partner(s) or its permitted successor or assignee.</w:t>
+      </w:r>
+    </w:p>
+    <w:p>
+      <w:pPr>
+        <w:pStyle w:val="-b"/>
+      </w:pPr>
+      <w:r>
+        <w:t xml:space="preserve">业主是指YPF S.A. 和ENI和/或联合其他潜在合作伙伴或其许可的继承人或受让人。</w:t>
       </w:r>
     </w:p>
     <w:p>
@@ -3589,15 +3166,15 @@
         <w:t xml:space="preserve">PROJECT</w:t>
       </w:r>
       <w:r>
-        <w:t xml:space="preserve"> means Example FLNG Project.</w:t>
-      </w:r>
-    </w:p>
-    <w:p>
-      <w:pPr>
-        <w:pStyle w:val="-b"/>
-      </w:pPr>
-      <w:r>
-        <w:t xml:space="preserve">项目：Example FLNG Project</w:t>
+        <w:t xml:space="preserve"> means ARGENTINA LNG (ArLNG) Project.</w:t>
+      </w:r>
+    </w:p>
+    <w:p>
+      <w:pPr>
+        <w:pStyle w:val="-b"/>
+      </w:pPr>
+      <w:r>
+        <w:t xml:space="preserve">项目：ARGENTINA LNG (ArLNG) Project</w:t>
       </w:r>
     </w:p>
     <w:p>
@@ -4141,7 +3718,7 @@
                 <w:sz w:val="18"/>
                 <w:szCs w:val="18"/>
               </w:rPr>
-              <w:t>Refer to ATTACHMENT B for detailed price breakdown and TECHNICAL AGREEMENT for detailed scope of GOODS</w:t>
+              <w:t xml:space="preserve">Refer to ATTACHMENT C for detailed price breakdown and TECHNICAL AGREEMENT for detailed scope of GOODS</w:t>
             </w:r>
           </w:p>
           <w:p>
@@ -4169,27 +3746,7 @@
                 <w:sz w:val="18"/>
                 <w:szCs w:val="18"/>
               </w:rPr>
-              <w:t>详细价格请见附件</w:t>
-            </w:r>
-            <w:r>
-              <w:rPr>
-                <w:rFonts w:cs="Times New Roman"/>
-                <w:b w:val="0"/>
-                <w:caps w:val="0"/>
-                <w:sz w:val="18"/>
-                <w:szCs w:val="18"/>
-              </w:rPr>
-              <w:t>B</w:t>
-            </w:r>
-            <w:r>
-              <w:rPr>
-                <w:rFonts w:cs="Times New Roman"/>
-                <w:b w:val="0"/>
-                <w:caps w:val="0"/>
-                <w:sz w:val="18"/>
-                <w:szCs w:val="18"/>
-              </w:rPr>
-              <w:t>，详细供货范围请见技术协议</w:t>
+              <w:t xml:space="preserve">详细价格请见附件C，详细供货范围请见技术协议</w:t>
             </w:r>
           </w:p>
         </w:tc>
@@ -4982,15 +4539,15 @@
         <w:pStyle w:val="-b"/>
       </w:pPr>
       <w:r>
-        <w:t xml:space="preserve">Remark：Details of specifications &amp; SUPPLY scope refer to the signed TECHNICAL AGREEMENT mutually accepted by both of parties (No.: F520-TA-001) under ATTACHMENT C.</w:t>
-      </w:r>
-    </w:p>
-    <w:p>
-      <w:pPr>
-        <w:pStyle w:val="-b"/>
-      </w:pPr>
-      <w:r>
-        <w:t xml:space="preserve">备注：具体的规格及供货范围见双方签字的编号为F520-TA-001在附件C的技术协议。</w:t>
+        <w:t xml:space="preserve">Remark：Details of specifications &amp; SUPPLY scope refer to the signed TECHNICAL AGREEMENT mutually accepted by both of parties (No.: F520-TA-001) under ATTACHMENT B.</w:t>
+      </w:r>
+    </w:p>
+    <w:p>
+      <w:pPr>
+        <w:pStyle w:val="-b"/>
+      </w:pPr>
+      <w:r>
+        <w:t xml:space="preserve">备注：具体的规格及供货范围见双方签字的编号为F520-TA-001在附件B的技术协议。</w:t>
       </w:r>
     </w:p>
     <w:p>
@@ -6753,15 +6310,15 @@
         <w:pStyle w:val="-b"/>
       </w:pPr>
       <w:r>
-        <w:t xml:space="preserve">For delivery in several batches, the DELIVERY DATE stipulated above is the contractual DELIVERY DATE of the last batch of shipment. The contractual delivery dates for all the batches could be found in ATTACHMENT B.</w:t>
-      </w:r>
-    </w:p>
-    <w:p>
-      <w:pPr>
-        <w:pStyle w:val="-b"/>
-      </w:pPr>
-      <w:r>
-        <w:t xml:space="preserve">对于分批交货的情况，上述交货日期为最后一批货物的交货日期。所有批次的合同交货日期见附件B。</w:t>
+        <w:t xml:space="preserve">For delivery in several batches, the DELIVERY DATE stipulated above is the contractual DELIVERY DATE of the last batch of shipment. The contractual delivery dates for all the batches could be found in ATTACHMENT C.</w:t>
+      </w:r>
+    </w:p>
+    <w:p>
+      <w:pPr>
+        <w:pStyle w:val="-b"/>
+      </w:pPr>
+      <w:r>
+        <w:t xml:space="preserve">对于分批交货的情况，上述交货日期为最后一批货物的交货日期。所有批次的合同交货日期见附件C。</w:t>
       </w:r>
     </w:p>
     <w:p>
@@ -7393,15 +6950,15 @@
         <w:pStyle w:val="-0"/>
       </w:pPr>
       <w:r>
-        <w:t xml:space="preserve">Quality Requirements: Conform to the design documents (drawings, specifications or other technical information) confirmed by both parties and the signed ATTACHMENT C: TECHNICAL AGREEMENT.</w:t>
-      </w:r>
-    </w:p>
-    <w:p>
-      <w:pPr>
-        <w:pStyle w:val="-b"/>
-      </w:pPr>
-      <w:r>
-        <w:t xml:space="preserve">质量要求：符合双方确认的设计文件（图纸、规格书或其它技术资料）和已签署的附件C:《技术协议》。</w:t>
+        <w:t xml:space="preserve">Quality Requirements: Conform to the design documents (drawings, specifications or other technical information) confirmed by both parties and the signed ATTACHMENT B: TECHNICAL AGREEMENT.</w:t>
+      </w:r>
+    </w:p>
+    <w:p>
+      <w:pPr>
+        <w:pStyle w:val="-b"/>
+      </w:pPr>
+      <w:r>
+        <w:t xml:space="preserve">质量要求：符合双方确认的设计文件（图纸、规格书或其它技术资料）和已签署的附件B:《技术协议》。</w:t>
       </w:r>
     </w:p>
     <w:p>
@@ -8097,15 +7654,15 @@
         <w:pStyle w:val="-b"/>
       </w:pPr>
       <w:r>
-        <w:t xml:space="preserve">During the site installation, SAT, commissioning and start-up as well as site training, SELLER shall dispatch competent technical PERSONNEL at his own costs for site TECHNICAL SERVICE which have been detailed in the TECHNICAL AGREEMENT. The number of days of free site services has been detailed out in ATTACHMENT B. Beyond that, BUYER shall compensate SELLER at the service rates given in ATTACHMENT B. SELLER’s PERSONNEL shall be authorized to give technical instructions and to solve all technical problems within the scope of the CONTRACT.</w:t>
-      </w:r>
-    </w:p>
-    <w:p>
-      <w:pPr>
-        <w:pStyle w:val="-b"/>
-      </w:pPr>
-      <w:r>
-        <w:t xml:space="preserve">在现场组装、现场验收试验、试运行、启动和培训期间，卖方应自费派遣合格技术人员进行技术服务，详见技术协议。免费现场服务的天数已在附件B中详细说明。除此之外，买方应按附件B中规定的服务费率对卖方进行补偿。卖方技术人员有权应提供技术指导，并解决所有合同范围内的技术问题。</w:t>
+        <w:t xml:space="preserve">During the site installation, SAT, commissioning and start-up as well as site training, SELLER shall dispatch competent technical PERSONNEL at his own costs for site TECHNICAL SERVICE which have been detailed in the TECHNICAL AGREEMENT. The number of days of free site services has been detailed out in ATTACHMENT C. Beyond that, BUYER shall compensate SELLER at the service rates given in ATTACHMENT C. SELLER’s PERSONNEL shall be authorized to give technical instructions and to solve all technical problems within the scope of the CONTRACT.</w:t>
+      </w:r>
+    </w:p>
+    <w:p>
+      <w:pPr>
+        <w:pStyle w:val="-b"/>
+      </w:pPr>
+      <w:r>
+        <w:t xml:space="preserve">在现场组装、现场验收试验、试运行、启动和培训期间，卖方应自费派遣合格技术人员进行技术服务，详见技术协议。免费现场服务的天数已在附件C中详细说明。除此之外，买方应按附件C中规定的服务费率对卖方进行补偿。卖方技术人员有权应提供技术指导，并解决所有合同范围内的技术问题。</w:t>
       </w:r>
     </w:p>
     <w:p>
